--- a/containers/gd_09_flyer_hdpe.docx
+++ b/containers/gd_09_flyer_hdpe.docx
@@ -224,7 +224,7 @@
           <w:rFonts w:ascii="Arial" w:hAnsi="Arial"/>
           <w:sz w:val="21"/>
         </w:rPr>
-        <w:t>Honest expectation: a design target of 100+ years, which is far shorter than the titanium tiers. That is the point of this tier. Its job is to be cheap enough that there are thousands of them, not to be the one that lasts longest.</w:t>
+        <w:t>Honest expectation: a design target of 100+ years, far shorter than the titanium tiers. That is the point of this tier. Its job is to be cheap enough that there are thousands of them, not to be the one that lasts longest.</w:t>
       </w:r>
     </w:p>
     <w:p>
@@ -727,19 +727,6 @@
     </w:tbl>
     <w:p>
       <w:pPr>
-        <w:spacing w:after="40"/>
-      </w:pPr>
-      <w:r>
-        <w:rPr>
-          <w:rFonts w:ascii="Arial" w:hAnsi="Arial"/>
-          <w:b w:val="0"/>
-          <w:i w:val="0"/>
-          <w:sz w:val="12"/>
-        </w:rPr>
-      </w:r>
-    </w:p>
-    <w:p>
-      <w:pPr>
         <w:spacing w:after="120"/>
       </w:pPr>
       <w:r>
@@ -749,7 +736,7 @@
           <w:i/>
           <w:sz w:val="18"/>
         </w:rPr>
-        <w:t>Plate-set prices below are STALE and under revision. They were calculated for nickel, and they never included engraving setup, which is charged per unique design. Treat them as an order of magnitude only. See the errata.</w:t>
+        <w:t>Plate-set prices are STALE and under revision. They were calculated for nickel, and never included engraving setup, which is charged per unique design. Treat them as an order of magnitude only. See the errata.</w:t>
       </w:r>
     </w:p>
     <w:p>
